--- a/client/src/assets/images/prompt.docx
+++ b/client/src/assets/images/prompt.docx
@@ -4,12 +4,65 @@
   <w:body>
     <w:p>
       <w:r>
-        <w:t xml:space="preserve">now i need all doctors page (named as Doctor in my page ) make component as needed, i provied you an image i want exactly like that. if no doctors specialist (General physician, Gynecologist, Dermatologist, Pediatricians, Neurologist, Gastroenterologist) is selected then all the doctors would be shown and if the doctors specialist is selected then only that specialist doctor would be shown </w:t>
-      </w:r>
-    </w:p>
-    <w:p>
-      <w:r>
-        <w:t>i have doctor image from doc1.png to doc25.png</w:t>
+        <w:t xml:space="preserve">now </w:t>
+      </w:r>
+      <w:proofErr w:type="spellStart"/>
+      <w:r>
+        <w:t>i</w:t>
+      </w:r>
+      <w:proofErr w:type="spellEnd"/>
+      <w:r>
+        <w:t xml:space="preserve"> need all doctors page (named as Doctor in my page ) make component as needed, </w:t>
+      </w:r>
+      <w:proofErr w:type="spellStart"/>
+      <w:r>
+        <w:t>i</w:t>
+      </w:r>
+      <w:proofErr w:type="spellEnd"/>
+      <w:r>
+        <w:t xml:space="preserve"> </w:t>
+      </w:r>
+      <w:proofErr w:type="spellStart"/>
+      <w:r>
+        <w:t>provied</w:t>
+      </w:r>
+      <w:proofErr w:type="spellEnd"/>
+      <w:r>
+        <w:t xml:space="preserve"> you an image </w:t>
+      </w:r>
+      <w:proofErr w:type="spellStart"/>
+      <w:r>
+        <w:t>i</w:t>
+      </w:r>
+      <w:proofErr w:type="spellEnd"/>
+      <w:r>
+        <w:t xml:space="preserve"> want exactly like that. if no doctors specialist (General physician, </w:t>
+      </w:r>
+      <w:proofErr w:type="spellStart"/>
+      <w:r>
+        <w:t>Gynecologist</w:t>
+      </w:r>
+      <w:proofErr w:type="spellEnd"/>
+      <w:r>
+        <w:t xml:space="preserve">, Dermatologist, </w:t>
+      </w:r>
+      <w:proofErr w:type="spellStart"/>
+      <w:r>
+        <w:t>Pediatricians</w:t>
+      </w:r>
+      <w:proofErr w:type="spellEnd"/>
+      <w:r>
+        <w:t xml:space="preserve">, Neurologist, Gastroenterologist) is selected then all the doctors would be shown and if the doctors specialist is selected then only that specialist doctor would be shown </w:t>
+      </w:r>
+    </w:p>
+    <w:p>
+      <w:proofErr w:type="spellStart"/>
+      <w:r>
+        <w:t>i</w:t>
+      </w:r>
+      <w:proofErr w:type="spellEnd"/>
+      <w:r>
+        <w:t xml:space="preserve"> have doctor image from doc1.png to doc25.png</w:t>
       </w:r>
     </w:p>
     <w:p/>
@@ -34,8 +87,13 @@
     <w:p/>
     <w:p>
       <w:r>
-        <w:t>Dr. Ramit Sambhayal</w:t>
-      </w:r>
+        <w:t xml:space="preserve">Dr. Ramit </w:t>
+      </w:r>
+      <w:proofErr w:type="spellStart"/>
+      <w:r>
+        <w:t>Sambhayal</w:t>
+      </w:r>
+      <w:proofErr w:type="spellEnd"/>
     </w:p>
     <w:p/>
     <w:p>
@@ -62,22 +120,45 @@
     <w:p/>
     <w:p>
       <w:r>
-        <w:t>Dr. Shushmita Mukharjee</w:t>
-      </w:r>
-    </w:p>
-    <w:p/>
-    <w:p>
+        <w:t xml:space="preserve">Dr. </w:t>
+      </w:r>
+      <w:proofErr w:type="spellStart"/>
+      <w:r>
+        <w:t>Shushmita</w:t>
+      </w:r>
+      <w:proofErr w:type="spellEnd"/>
+      <w:r>
+        <w:t xml:space="preserve"> Mukharjee</w:t>
+      </w:r>
+    </w:p>
+    <w:p/>
+    <w:p>
+      <w:proofErr w:type="spellStart"/>
       <w:r>
         <w:t>Gynecologist</w:t>
       </w:r>
-    </w:p>
-    <w:p/>
-    <w:p/>
-    <w:p/>
-    <w:p>
-      <w:r>
-        <w:t>Dr. Shubindu Mahindru</w:t>
-      </w:r>
+      <w:proofErr w:type="spellEnd"/>
+    </w:p>
+    <w:p/>
+    <w:p/>
+    <w:p/>
+    <w:p>
+      <w:r>
+        <w:t xml:space="preserve">Dr. </w:t>
+      </w:r>
+      <w:proofErr w:type="spellStart"/>
+      <w:r>
+        <w:t>Shubindu</w:t>
+      </w:r>
+      <w:proofErr w:type="spellEnd"/>
+      <w:r>
+        <w:t xml:space="preserve"> </w:t>
+      </w:r>
+      <w:proofErr w:type="spellStart"/>
+      <w:r>
+        <w:t>Mahindru</w:t>
+      </w:r>
+      <w:proofErr w:type="spellEnd"/>
     </w:p>
     <w:p/>
     <w:p>
@@ -173,7 +254,15 @@
     <w:p/>
     <w:p>
       <w:r>
-        <w:t>Dr. Aveg Bhandari</w:t>
+        <w:t xml:space="preserve">Dr. </w:t>
+      </w:r>
+      <w:proofErr w:type="spellStart"/>
+      <w:r>
+        <w:t>Aveg</w:t>
+      </w:r>
+      <w:proofErr w:type="spellEnd"/>
+      <w:r>
+        <w:t xml:space="preserve"> Bhandari</w:t>
       </w:r>
     </w:p>
     <w:p/>
@@ -187,8 +276,13 @@
     <w:p/>
     <w:p>
       <w:r>
-        <w:t>Dr. Alok Mandliya</w:t>
-      </w:r>
+        <w:t xml:space="preserve">Dr. Alok </w:t>
+      </w:r>
+      <w:proofErr w:type="spellStart"/>
+      <w:r>
+        <w:t>Mandliya</w:t>
+      </w:r>
+      <w:proofErr w:type="spellEnd"/>
     </w:p>
     <w:p/>
     <w:p>
@@ -201,8 +295,13 @@
     <w:p/>
     <w:p>
       <w:r>
-        <w:t>Dr. Saloni Dashore</w:t>
-      </w:r>
+        <w:t xml:space="preserve">Dr. Saloni </w:t>
+      </w:r>
+      <w:proofErr w:type="spellStart"/>
+      <w:r>
+        <w:t>Dashore</w:t>
+      </w:r>
+      <w:proofErr w:type="spellEnd"/>
     </w:p>
     <w:p/>
     <w:p>
@@ -215,8 +314,13 @@
     <w:p/>
     <w:p>
       <w:r>
-        <w:t>Dr. Rajesh karanjiya</w:t>
-      </w:r>
+        <w:t xml:space="preserve">Dr. Rajesh </w:t>
+      </w:r>
+      <w:proofErr w:type="spellStart"/>
+      <w:r>
+        <w:t>karanjiya</w:t>
+      </w:r>
+      <w:proofErr w:type="spellEnd"/>
     </w:p>
     <w:p/>
     <w:p>
@@ -234,9 +338,11 @@
     </w:p>
     <w:p/>
     <w:p>
+      <w:proofErr w:type="spellStart"/>
       <w:r>
         <w:t>Pediatricians</w:t>
       </w:r>
+      <w:proofErr w:type="spellEnd"/>
     </w:p>
     <w:p/>
     <w:p/>
@@ -248,23 +354,32 @@
     </w:p>
     <w:p/>
     <w:p>
+      <w:proofErr w:type="spellStart"/>
       <w:r>
         <w:t>Gynecologist</w:t>
       </w:r>
-    </w:p>
-    <w:p/>
-    <w:p/>
-    <w:p/>
-    <w:p>
-      <w:r>
-        <w:t>Dr. Diksha Chachria</w:t>
-      </w:r>
-    </w:p>
-    <w:p/>
-    <w:p>
+      <w:proofErr w:type="spellEnd"/>
+    </w:p>
+    <w:p/>
+    <w:p/>
+    <w:p/>
+    <w:p>
+      <w:r>
+        <w:t xml:space="preserve">Dr. Diksha </w:t>
+      </w:r>
+      <w:proofErr w:type="spellStart"/>
+      <w:r>
+        <w:t>Chachria</w:t>
+      </w:r>
+      <w:proofErr w:type="spellEnd"/>
+    </w:p>
+    <w:p/>
+    <w:p>
+      <w:proofErr w:type="spellStart"/>
       <w:r>
         <w:t>Gynecologist</w:t>
       </w:r>
+      <w:proofErr w:type="spellEnd"/>
     </w:p>
     <w:p/>
     <w:p/>
@@ -276,9 +391,11 @@
     </w:p>
     <w:p/>
     <w:p>
+      <w:proofErr w:type="spellStart"/>
       <w:r>
         <w:t>Gynecologist</w:t>
       </w:r>
+      <w:proofErr w:type="spellEnd"/>
     </w:p>
     <w:p/>
     <w:p/>
@@ -299,8 +416,13 @@
     <w:p/>
     <w:p>
       <w:r>
-        <w:t>Dr. Shraddha Pitalia</w:t>
-      </w:r>
+        <w:t xml:space="preserve">Dr. Shraddha </w:t>
+      </w:r>
+      <w:proofErr w:type="spellStart"/>
+      <w:r>
+        <w:t>Pitalia</w:t>
+      </w:r>
+      <w:proofErr w:type="spellEnd"/>
     </w:p>
     <w:p/>
     <w:p>
@@ -313,8 +435,13 @@
     <w:p/>
     <w:p>
       <w:r>
-        <w:t>Dr. Dilip Hemnani</w:t>
-      </w:r>
+        <w:t xml:space="preserve">Dr. Dilip </w:t>
+      </w:r>
+      <w:proofErr w:type="spellStart"/>
+      <w:r>
+        <w:t>Hemnani</w:t>
+      </w:r>
+      <w:proofErr w:type="spellEnd"/>
     </w:p>
     <w:p/>
     <w:p>
@@ -346,9 +473,11 @@
     </w:p>
     <w:p/>
     <w:p>
+      <w:proofErr w:type="spellStart"/>
       <w:r>
         <w:t>Pediatricians</w:t>
       </w:r>
+      <w:proofErr w:type="spellEnd"/>
     </w:p>
     <w:p/>
     <w:p/>
@@ -360,21 +489,601 @@
     </w:p>
     <w:p/>
     <w:p>
+      <w:proofErr w:type="spellStart"/>
       <w:r>
         <w:t>Pediatricians</w:t>
       </w:r>
-    </w:p>
-    <w:p/>
-    <w:p/>
-    <w:p>
-      <w:r>
-        <w:t>Dr. Saurabh Piparsania</w:t>
-      </w:r>
-    </w:p>
-    <w:p/>
-    <w:p>
+      <w:proofErr w:type="spellEnd"/>
+    </w:p>
+    <w:p/>
+    <w:p/>
+    <w:p>
+      <w:r>
+        <w:t xml:space="preserve">Dr. Saurabh </w:t>
+      </w:r>
+      <w:proofErr w:type="spellStart"/>
+      <w:r>
+        <w:t>Piparsania</w:t>
+      </w:r>
+      <w:proofErr w:type="spellEnd"/>
+    </w:p>
+    <w:p/>
+    <w:p>
+      <w:proofErr w:type="spellStart"/>
       <w:r>
         <w:t>Pediatricians</w:t>
+      </w:r>
+      <w:proofErr w:type="spellEnd"/>
+    </w:p>
+    <w:p/>
+    <w:p/>
+    <w:p/>
+    <w:p/>
+    <w:p/>
+    <w:p/>
+    <w:p>
+      <w:pPr>
+        <w:tabs>
+          <w:tab w:val="left" w:pos="5268"/>
+        </w:tabs>
+      </w:pPr>
+      <w:r>
+        <w:tab/>
+      </w:r>
+      <w:r>
+        <w:br/>
+      </w:r>
+      <w:r>
+        <w:br/>
+        <w:t xml:space="preserve">now </w:t>
+      </w:r>
+      <w:proofErr w:type="spellStart"/>
+      <w:r>
+        <w:t>i</w:t>
+      </w:r>
+      <w:proofErr w:type="spellEnd"/>
+      <w:r>
+        <w:t xml:space="preserve"> am done with the frontend part and </w:t>
+      </w:r>
+      <w:proofErr w:type="spellStart"/>
+      <w:r>
+        <w:t>i</w:t>
+      </w:r>
+      <w:proofErr w:type="spellEnd"/>
+      <w:r>
+        <w:t xml:space="preserve"> want backend now. routes controllers, </w:t>
+      </w:r>
+      <w:proofErr w:type="spellStart"/>
+      <w:r>
+        <w:t>middlewares</w:t>
+      </w:r>
+      <w:proofErr w:type="spellEnd"/>
+      <w:r>
+        <w:t xml:space="preserve">, models(using </w:t>
+      </w:r>
+      <w:proofErr w:type="spellStart"/>
+      <w:r>
+        <w:t>mongodb</w:t>
+      </w:r>
+      <w:proofErr w:type="spellEnd"/>
+      <w:r>
+        <w:t xml:space="preserve"> Atlas) , config, server.js</w:t>
+      </w:r>
+    </w:p>
+    <w:p>
+      <w:pPr>
+        <w:tabs>
+          <w:tab w:val="left" w:pos="5268"/>
+        </w:tabs>
+      </w:pPr>
+    </w:p>
+    <w:p>
+      <w:pPr>
+        <w:tabs>
+          <w:tab w:val="left" w:pos="5268"/>
+        </w:tabs>
+      </w:pPr>
+      <w:proofErr w:type="spellStart"/>
+      <w:r>
+        <w:t>i</w:t>
+      </w:r>
+      <w:proofErr w:type="spellEnd"/>
+      <w:r>
+        <w:t xml:space="preserve"> am sharing my project zip file with you </w:t>
+      </w:r>
+      <w:proofErr w:type="spellStart"/>
+      <w:r>
+        <w:t>analize</w:t>
+      </w:r>
+      <w:proofErr w:type="spellEnd"/>
+      <w:r>
+        <w:t xml:space="preserve"> and file the file structure for backend</w:t>
+      </w:r>
+    </w:p>
+    <w:p>
+      <w:pPr>
+        <w:tabs>
+          <w:tab w:val="left" w:pos="5268"/>
+        </w:tabs>
+      </w:pPr>
+    </w:p>
+    <w:p>
+      <w:pPr>
+        <w:tabs>
+          <w:tab w:val="left" w:pos="5268"/>
+        </w:tabs>
+      </w:pPr>
+      <w:r>
+        <w:t>── backend/</w:t>
+      </w:r>
+    </w:p>
+    <w:p>
+      <w:pPr>
+        <w:tabs>
+          <w:tab w:val="left" w:pos="5268"/>
+        </w:tabs>
+      </w:pPr>
+      <w:r>
+        <w:t xml:space="preserve">│   </w:t>
+      </w:r>
+      <w:r>
+        <w:rPr>
+          <w:rFonts w:ascii="MS Gothic" w:eastAsia="MS Gothic" w:hAnsi="MS Gothic" w:cs="MS Gothic" w:hint="eastAsia"/>
+        </w:rPr>
+        <w:t>├</w:t>
+      </w:r>
+      <w:r>
+        <w:rPr>
+          <w:rFonts w:ascii="Aptos" w:hAnsi="Aptos" w:cs="Aptos"/>
+        </w:rPr>
+        <w:t>──</w:t>
+      </w:r>
+      <w:r>
+        <w:t xml:space="preserve"> models/</w:t>
+      </w:r>
+    </w:p>
+    <w:p>
+      <w:pPr>
+        <w:tabs>
+          <w:tab w:val="left" w:pos="5268"/>
+        </w:tabs>
+      </w:pPr>
+      <w:r>
+        <w:t xml:space="preserve">│   │   </w:t>
+      </w:r>
+      <w:r>
+        <w:rPr>
+          <w:rFonts w:ascii="MS Gothic" w:eastAsia="MS Gothic" w:hAnsi="MS Gothic" w:cs="MS Gothic" w:hint="eastAsia"/>
+        </w:rPr>
+        <w:t>├</w:t>
+      </w:r>
+      <w:r>
+        <w:rPr>
+          <w:rFonts w:ascii="Aptos" w:hAnsi="Aptos" w:cs="Aptos"/>
+        </w:rPr>
+        <w:t>──</w:t>
+      </w:r>
+      <w:r>
+        <w:t xml:space="preserve"> User.js</w:t>
+      </w:r>
+    </w:p>
+    <w:p>
+      <w:pPr>
+        <w:tabs>
+          <w:tab w:val="left" w:pos="5268"/>
+        </w:tabs>
+      </w:pPr>
+      <w:r>
+        <w:t xml:space="preserve">│   │   </w:t>
+      </w:r>
+      <w:r>
+        <w:rPr>
+          <w:rFonts w:ascii="MS Gothic" w:eastAsia="MS Gothic" w:hAnsi="MS Gothic" w:cs="MS Gothic" w:hint="eastAsia"/>
+        </w:rPr>
+        <w:t>├</w:t>
+      </w:r>
+      <w:r>
+        <w:rPr>
+          <w:rFonts w:ascii="Aptos" w:hAnsi="Aptos" w:cs="Aptos"/>
+        </w:rPr>
+        <w:t>──</w:t>
+      </w:r>
+      <w:r>
+        <w:t xml:space="preserve"> Appointment.js</w:t>
+      </w:r>
+    </w:p>
+    <w:p>
+      <w:pPr>
+        <w:tabs>
+          <w:tab w:val="left" w:pos="5268"/>
+        </w:tabs>
+      </w:pPr>
+      <w:r>
+        <w:t>│   │   └── Report.js</w:t>
+      </w:r>
+    </w:p>
+    <w:p>
+      <w:pPr>
+        <w:tabs>
+          <w:tab w:val="left" w:pos="5268"/>
+        </w:tabs>
+      </w:pPr>
+      <w:r>
+        <w:t xml:space="preserve">│   </w:t>
+      </w:r>
+      <w:r>
+        <w:rPr>
+          <w:rFonts w:ascii="MS Gothic" w:eastAsia="MS Gothic" w:hAnsi="MS Gothic" w:cs="MS Gothic" w:hint="eastAsia"/>
+        </w:rPr>
+        <w:t>├</w:t>
+      </w:r>
+      <w:r>
+        <w:rPr>
+          <w:rFonts w:ascii="Aptos" w:hAnsi="Aptos" w:cs="Aptos"/>
+        </w:rPr>
+        <w:t>──</w:t>
+      </w:r>
+      <w:r>
+        <w:t xml:space="preserve"> controllers/</w:t>
+      </w:r>
+    </w:p>
+    <w:p>
+      <w:pPr>
+        <w:tabs>
+          <w:tab w:val="left" w:pos="5268"/>
+        </w:tabs>
+      </w:pPr>
+      <w:r>
+        <w:t xml:space="preserve">│   │   </w:t>
+      </w:r>
+      <w:r>
+        <w:rPr>
+          <w:rFonts w:ascii="MS Gothic" w:eastAsia="MS Gothic" w:hAnsi="MS Gothic" w:cs="MS Gothic" w:hint="eastAsia"/>
+        </w:rPr>
+        <w:t>├</w:t>
+      </w:r>
+      <w:r>
+        <w:rPr>
+          <w:rFonts w:ascii="Aptos" w:hAnsi="Aptos" w:cs="Aptos"/>
+        </w:rPr>
+        <w:t>──</w:t>
+      </w:r>
+      <w:r>
+        <w:t xml:space="preserve"> authController.js</w:t>
+      </w:r>
+    </w:p>
+    <w:p>
+      <w:pPr>
+        <w:tabs>
+          <w:tab w:val="left" w:pos="5268"/>
+        </w:tabs>
+      </w:pPr>
+      <w:r>
+        <w:t xml:space="preserve">│   │   </w:t>
+      </w:r>
+      <w:r>
+        <w:rPr>
+          <w:rFonts w:ascii="MS Gothic" w:eastAsia="MS Gothic" w:hAnsi="MS Gothic" w:cs="MS Gothic" w:hint="eastAsia"/>
+        </w:rPr>
+        <w:t>├</w:t>
+      </w:r>
+      <w:r>
+        <w:rPr>
+          <w:rFonts w:ascii="Aptos" w:hAnsi="Aptos" w:cs="Aptos"/>
+        </w:rPr>
+        <w:t>──</w:t>
+      </w:r>
+      <w:r>
+        <w:t xml:space="preserve"> appointmentController.js</w:t>
+      </w:r>
+    </w:p>
+    <w:p>
+      <w:pPr>
+        <w:tabs>
+          <w:tab w:val="left" w:pos="5268"/>
+        </w:tabs>
+      </w:pPr>
+      <w:r>
+        <w:t>│   │   └── reportController.js</w:t>
+      </w:r>
+    </w:p>
+    <w:p>
+      <w:pPr>
+        <w:tabs>
+          <w:tab w:val="left" w:pos="5268"/>
+        </w:tabs>
+      </w:pPr>
+      <w:r>
+        <w:t xml:space="preserve">│   </w:t>
+      </w:r>
+      <w:r>
+        <w:rPr>
+          <w:rFonts w:ascii="MS Gothic" w:eastAsia="MS Gothic" w:hAnsi="MS Gothic" w:cs="MS Gothic" w:hint="eastAsia"/>
+        </w:rPr>
+        <w:t>├</w:t>
+      </w:r>
+      <w:r>
+        <w:rPr>
+          <w:rFonts w:ascii="Aptos" w:hAnsi="Aptos" w:cs="Aptos"/>
+        </w:rPr>
+        <w:t>──</w:t>
+      </w:r>
+      <w:r>
+        <w:t xml:space="preserve"> routes/</w:t>
+      </w:r>
+    </w:p>
+    <w:p>
+      <w:pPr>
+        <w:tabs>
+          <w:tab w:val="left" w:pos="5268"/>
+        </w:tabs>
+      </w:pPr>
+      <w:r>
+        <w:t xml:space="preserve">│   │   </w:t>
+      </w:r>
+      <w:r>
+        <w:rPr>
+          <w:rFonts w:ascii="MS Gothic" w:eastAsia="MS Gothic" w:hAnsi="MS Gothic" w:cs="MS Gothic" w:hint="eastAsia"/>
+        </w:rPr>
+        <w:t>├</w:t>
+      </w:r>
+      <w:r>
+        <w:rPr>
+          <w:rFonts w:ascii="Aptos" w:hAnsi="Aptos" w:cs="Aptos"/>
+        </w:rPr>
+        <w:t>──</w:t>
+      </w:r>
+      <w:r>
+        <w:t xml:space="preserve"> authRoutes.js</w:t>
+      </w:r>
+    </w:p>
+    <w:p>
+      <w:pPr>
+        <w:tabs>
+          <w:tab w:val="left" w:pos="5268"/>
+        </w:tabs>
+      </w:pPr>
+      <w:r>
+        <w:t xml:space="preserve">│   │   </w:t>
+      </w:r>
+      <w:r>
+        <w:rPr>
+          <w:rFonts w:ascii="MS Gothic" w:eastAsia="MS Gothic" w:hAnsi="MS Gothic" w:cs="MS Gothic" w:hint="eastAsia"/>
+        </w:rPr>
+        <w:t>├</w:t>
+      </w:r>
+      <w:r>
+        <w:rPr>
+          <w:rFonts w:ascii="Aptos" w:hAnsi="Aptos" w:cs="Aptos"/>
+        </w:rPr>
+        <w:t>──</w:t>
+      </w:r>
+      <w:r>
+        <w:t xml:space="preserve"> appointmentRoutes.js</w:t>
+      </w:r>
+    </w:p>
+    <w:p>
+      <w:pPr>
+        <w:tabs>
+          <w:tab w:val="left" w:pos="5268"/>
+        </w:tabs>
+      </w:pPr>
+      <w:r>
+        <w:t>│   │   └── reportRoutes.js</w:t>
+      </w:r>
+    </w:p>
+    <w:p>
+      <w:pPr>
+        <w:tabs>
+          <w:tab w:val="left" w:pos="5268"/>
+        </w:tabs>
+      </w:pPr>
+      <w:r>
+        <w:t xml:space="preserve">│   </w:t>
+      </w:r>
+      <w:r>
+        <w:rPr>
+          <w:rFonts w:ascii="MS Gothic" w:eastAsia="MS Gothic" w:hAnsi="MS Gothic" w:cs="MS Gothic" w:hint="eastAsia"/>
+        </w:rPr>
+        <w:t>├</w:t>
+      </w:r>
+      <w:r>
+        <w:rPr>
+          <w:rFonts w:ascii="Aptos" w:hAnsi="Aptos" w:cs="Aptos"/>
+        </w:rPr>
+        <w:t>──</w:t>
+      </w:r>
+      <w:r>
+        <w:t xml:space="preserve"> middleware/</w:t>
+      </w:r>
+    </w:p>
+    <w:p>
+      <w:pPr>
+        <w:tabs>
+          <w:tab w:val="left" w:pos="5268"/>
+        </w:tabs>
+      </w:pPr>
+      <w:r>
+        <w:t>│   │   └── auth.js</w:t>
+      </w:r>
+    </w:p>
+    <w:p>
+      <w:pPr>
+        <w:tabs>
+          <w:tab w:val="left" w:pos="5268"/>
+        </w:tabs>
+      </w:pPr>
+      <w:r>
+        <w:t xml:space="preserve">│   </w:t>
+      </w:r>
+      <w:r>
+        <w:rPr>
+          <w:rFonts w:ascii="MS Gothic" w:eastAsia="MS Gothic" w:hAnsi="MS Gothic" w:cs="MS Gothic" w:hint="eastAsia"/>
+        </w:rPr>
+        <w:t>├</w:t>
+      </w:r>
+      <w:r>
+        <w:rPr>
+          <w:rFonts w:ascii="Aptos" w:hAnsi="Aptos" w:cs="Aptos"/>
+        </w:rPr>
+        <w:t>──</w:t>
+      </w:r>
+      <w:r>
+        <w:t xml:space="preserve"> config/</w:t>
+      </w:r>
+    </w:p>
+    <w:p>
+      <w:pPr>
+        <w:tabs>
+          <w:tab w:val="left" w:pos="5268"/>
+        </w:tabs>
+      </w:pPr>
+      <w:r>
+        <w:t>│   │   └── db.js</w:t>
+      </w:r>
+    </w:p>
+    <w:p>
+      <w:pPr>
+        <w:tabs>
+          <w:tab w:val="left" w:pos="5268"/>
+        </w:tabs>
+      </w:pPr>
+      <w:r>
+        <w:t xml:space="preserve">│   </w:t>
+      </w:r>
+      <w:r>
+        <w:rPr>
+          <w:rFonts w:ascii="MS Gothic" w:eastAsia="MS Gothic" w:hAnsi="MS Gothic" w:cs="MS Gothic" w:hint="eastAsia"/>
+        </w:rPr>
+        <w:t>├</w:t>
+      </w:r>
+      <w:r>
+        <w:rPr>
+          <w:rFonts w:ascii="Aptos" w:hAnsi="Aptos" w:cs="Aptos"/>
+        </w:rPr>
+        <w:t>──</w:t>
+      </w:r>
+      <w:r>
+        <w:t xml:space="preserve"> server.js</w:t>
+      </w:r>
+    </w:p>
+    <w:p>
+      <w:pPr>
+        <w:tabs>
+          <w:tab w:val="left" w:pos="5268"/>
+        </w:tabs>
+      </w:pPr>
+      <w:r>
+        <w:t xml:space="preserve">│   </w:t>
+      </w:r>
+      <w:r>
+        <w:rPr>
+          <w:rFonts w:ascii="MS Gothic" w:eastAsia="MS Gothic" w:hAnsi="MS Gothic" w:cs="MS Gothic" w:hint="eastAsia"/>
+        </w:rPr>
+        <w:t>├</w:t>
+      </w:r>
+      <w:r>
+        <w:rPr>
+          <w:rFonts w:ascii="Aptos" w:hAnsi="Aptos" w:cs="Aptos"/>
+        </w:rPr>
+        <w:t>──</w:t>
+      </w:r>
+      <w:r>
+        <w:t xml:space="preserve"> </w:t>
+      </w:r>
+      <w:proofErr w:type="spellStart"/>
+      <w:r>
+        <w:t>package.json</w:t>
+      </w:r>
+      <w:proofErr w:type="spellEnd"/>
+    </w:p>
+    <w:p>
+      <w:pPr>
+        <w:tabs>
+          <w:tab w:val="left" w:pos="5268"/>
+        </w:tabs>
+      </w:pPr>
+      <w:r>
+        <w:t>│   └── .env</w:t>
+      </w:r>
+    </w:p>
+    <w:p>
+      <w:pPr>
+        <w:tabs>
+          <w:tab w:val="left" w:pos="5268"/>
+        </w:tabs>
+      </w:pPr>
+      <w:r>
+        <w:t>│</w:t>
+      </w:r>
+    </w:p>
+    <w:p>
+      <w:pPr>
+        <w:tabs>
+          <w:tab w:val="left" w:pos="5268"/>
+        </w:tabs>
+      </w:pPr>
+      <w:r>
+        <w:t>└── README.md</w:t>
+      </w:r>
+    </w:p>
+    <w:p>
+      <w:pPr>
+        <w:tabs>
+          <w:tab w:val="left" w:pos="5268"/>
+        </w:tabs>
+      </w:pPr>
+      <w:r>
+        <w:br/>
+      </w:r>
+      <w:r>
+        <w:br/>
+      </w:r>
+      <w:r>
+        <w:br/>
+      </w:r>
+      <w:r>
+        <w:br/>
+      </w:r>
+      <w:r>
+        <w:br/>
+      </w:r>
+      <w:r>
+        <w:br/>
+      </w:r>
+      <w:proofErr w:type="spellStart"/>
+      <w:r>
+        <w:lastRenderedPageBreak/>
+        <w:t>actully</w:t>
+      </w:r>
+      <w:proofErr w:type="spellEnd"/>
+      <w:r>
+        <w:t xml:space="preserve"> </w:t>
+      </w:r>
+      <w:proofErr w:type="spellStart"/>
+      <w:r>
+        <w:t>i</w:t>
+      </w:r>
+      <w:proofErr w:type="spellEnd"/>
+      <w:r>
+        <w:t xml:space="preserve"> left some work in frontend lets comeback</w:t>
+      </w:r>
+      <w:r>
+        <w:br/>
+      </w:r>
+      <w:r>
+        <w:br/>
+      </w:r>
+      <w:r>
+        <w:br/>
+      </w:r>
+      <w:proofErr w:type="spellStart"/>
+      <w:r>
+        <w:t>i</w:t>
+      </w:r>
+      <w:proofErr w:type="spellEnd"/>
+      <w:r>
+        <w:t xml:space="preserve"> need a sliding bar for Reports page which consists of :</w:t>
       </w:r>
     </w:p>
     <w:sectPr>
